--- a/test_untranslated_krutidev.docx
+++ b/test_untranslated_krutidev.docx
@@ -3,6 +3,9 @@
 <w:document xmlns:wpc="http://schemas.microsoft.com/office/word/2010/wordprocessingCanvas" xmlns:mc="http://schemas.openxmlformats.org/markup-compatibility/2006" xmlns:o="urn:schemas-microsoft-com:office:office" xmlns:r="http://schemas.openxmlformats.org/officeDocument/2006/relationships" xmlns:m="http://schemas.openxmlformats.org/officeDocument/2006/math" xmlns:v="urn:schemas-microsoft-com:vml" xmlns:wp14="http://schemas.microsoft.com/office/word/2010/wordprocessingDrawing" xmlns:wp="http://schemas.openxmlformats.org/drawingml/2006/wordprocessingDrawing" xmlns:w10="urn:schemas-microsoft-com:office:word" xmlns:w="http://schemas.openxmlformats.org/wordprocessingml/2006/main" xmlns:w14="http://schemas.microsoft.com/office/word/2010/wordml" xmlns:w15="http://schemas.microsoft.com/office/word/2012/wordml" xmlns:wpg="http://schemas.microsoft.com/office/word/2010/wordprocessingGroup" xmlns:wpi="http://schemas.microsoft.com/office/word/2010/wordprocessingInk" xmlns:wne="http://schemas.microsoft.com/office/word/2006/wordml" xmlns:wps="http://schemas.microsoft.com/office/word/2010/wordprocessingShape" xmlns:cx="http://schemas.microsoft.com/office/drawing/2014/chartex" xmlns:cx1="http://schemas.microsoft.com/office/drawing/2015/9/8/chartex" xmlns:cx2="http://schemas.microsoft.com/office/drawing/2015/10/21/chartex" xmlns:cx3="http://schemas.microsoft.com/office/drawing/2016/5/9/chartex" xmlns:cx4="http://schemas.microsoft.com/office/drawing/2016/5/10/chartex" xmlns:cx5="http://schemas.microsoft.com/office/drawing/2016/5/11/chartex" xmlns:cx6="http://schemas.microsoft.com/office/drawing/2016/5/12/chartex" xmlns:cx7="http://schemas.microsoft.com/office/drawing/2016/5/13/chartex" xmlns:cx8="http://schemas.microsoft.com/office/drawing/2016/5/14/chartex" xmlns:aink="http://schemas.microsoft.com/office/drawing/2016/ink" xmlns:am3d="http://schemas.microsoft.com/office/drawing/2017/model3d" xmlns:w16cex="http://schemas.microsoft.com/office/word/2018/wordml/cex" xmlns:w16cid="http://schemas.microsoft.com/office/word/2016/wordml/cid" xmlns:w16="http://schemas.microsoft.com/office/word/2018/wordml" xmlns:w16sdtdh="http://schemas.microsoft.com/office/word/2020/wordml/sdtdatahash" xmlns:w16se="http://schemas.microsoft.com/office/word/2015/wordml/symex" mc:Ignorable="w14 w15 wp14">
   <w:body>
     <w:p>
+      <w:pPr>
+        <w:spacing w:after="60" w:line="240" w:lineRule="auto"/>
+      </w:pPr>
       <w:r>
         <w:rPr>
           <w:rFonts w:ascii="Kruti Dev 010" w:hAnsi="Kruti Dev 010" w:cs="Kruti Dev 010"/>
@@ -29,6 +32,9 @@
       </w:r>
     </w:p>
     <w:p>
+      <w:pPr>
+        <w:spacing w:after="60" w:line="240" w:lineRule="auto"/>
+      </w:pPr>
       <w:r>
         <w:rPr>
           <w:rFonts w:ascii="Kruti Dev 010" w:hAnsi="Kruti Dev 010" w:cs="Kruti Dev 010"/>
@@ -51,7 +57,7 @@
           <w:i/>
           <w:iCs/>
         </w:rPr>
-        <w:t xml:space="preserve">fu;eksa esa ls vfuok;Z gS</w:t>
+        <w:t xml:space="preserve">vfuok;Z gS vkSj laf{kIr</w:t>
       </w:r>
       <w:r>
         <w:rPr>
@@ -67,7 +73,7 @@
           <w:b w:val="false"/>
           <w:bCs w:val="false"/>
         </w:rPr>
-        <w:t xml:space="preserve">vfuok;Z gS vkSj laf{kIr rjhdk viukus dh vuqefr ugha gSA</w:t>
+        <w:t xml:space="preserve">rjhdk viukus dh vuqefr ugha gSA</w:t>
       </w:r>
     </w:p>
     <w:tbl>
@@ -92,6 +98,9 @@
         </w:trPr>
         <w:tc>
           <w:p>
+            <w:pPr>
+              <w:spacing w:after="60" w:line="240" w:lineRule="auto"/>
+            </w:pPr>
             <w:r>
               <w:rPr>
                 <w:rFonts w:ascii="Kruti Dev 010" w:hAnsi="Kruti Dev 010" w:cs="Kruti Dev 010"/>
@@ -168,6 +177,9 @@
         </w:tc>
         <w:tc>
           <w:p>
+            <w:pPr>
+              <w:spacing w:after="60" w:line="240" w:lineRule="auto"/>
+            </w:pPr>
             <w:r>
               <w:rPr>
                 <w:rFonts w:ascii="Kruti Dev 010" w:hAnsi="Kruti Dev 010" w:cs="Kruti Dev 010"/>
@@ -181,8 +193,9 @@
       </w:tr>
     </w:tbl>
     <w:sectPr>
+      <w:headerReference w:type="default" r:id="rIdHeader1"/>
       <w:pgSz w:w="11906" w:h="16838" w:orient="portrait"/>
-      <w:pgMar w:top="1440" w:right="1440" w:bottom="1440" w:left="1440" w:header="708" w:footer="708" w:gutter="0"/>
+      <w:pgMar w:top="720" w:right="800" w:bottom="720" w:left="800" w:header="708" w:footer="708" w:gutter="0"/>
       <w:pgNumType/>
       <w:docGrid w:linePitch="360"/>
     </w:sectPr>
@@ -262,6 +275,50 @@
     </w:p>
   </w:footnote>
 </w:footnotes>
+</file>
+
+<file path=word/header1.xml><?xml version="1.0" encoding="utf-8"?>
+<w:hdr xmlns:w="http://schemas.openxmlformats.org/wordprocessingml/2006/main" xmlns:r="http://schemas.openxmlformats.org/officeDocument/2006/relationships">
+  <w:p>
+    <w:pPr>
+      <w:pStyle w:val="Header"/>
+      <w:jc w:val="center"/>
+    </w:pPr>
+    <w:r>
+      <w:fldChar w:fldCharType="begin"/>
+    </w:r>
+    <w:r>
+      <w:instrText xml:space="preserve"> PAGE   \* MERGEFORMAT </w:instrText>
+    </w:r>
+    <w:r>
+      <w:fldChar w:fldCharType="separate"/>
+    </w:r>
+    <w:r>
+      <w:rPr>
+        <w:noProof/>
+      </w:rPr>
+      <w:t>1</w:t>
+    </w:r>
+    <w:r>
+      <w:fldChar w:fldCharType="end"/>
+    </w:r>
+  </w:p>
+  <w:p>
+    <w:pPr>
+      <w:pStyle w:val="Header"/>
+      <w:jc w:val="right"/>
+    </w:pPr>
+    <w:r>
+      <w:rPr>
+        <w:rFonts w:ascii="Kruti Dev 010" w:hAnsi="Kruti Dev 010" w:cs="Kruti Dev 010"/>
+        <w:color w:val="000000"/>
+        <w:sz w:val="28"/>
+        <w:szCs w:val="28"/>
+      </w:rPr>
+      <w:t>othjxat</w:t>
+    </w:r>
+  </w:p>
+</w:hdr>
 </file>
 
 <file path=word/numbering.xml><?xml version="1.0" encoding="utf-8"?>
